--- a/DSA NOTES/Heaps.docx
+++ b/DSA NOTES/Heaps.docx
@@ -61,6 +61,7 @@
       </w:pPr>
       <w:r>
         <w:rPr>
+          <w:noProof/>
           <w:lang w:val="en-US"/>
         </w:rPr>
         <w:drawing>
@@ -108,6 +109,7 @@
       </w:pPr>
       <w:r>
         <w:rPr>
+          <w:noProof/>
           <w:lang w:val="en-US"/>
         </w:rPr>
         <w:drawing>
@@ -174,6 +176,7 @@
       </w:pPr>
       <w:r>
         <w:rPr>
+          <w:noProof/>
           <w:lang w:val="en-US"/>
         </w:rPr>
         <w:drawing>
@@ -224,21 +227,140 @@
           <w:lang w:val="en-US"/>
         </w:rPr>
         <w:lastRenderedPageBreak/>
+        <w:drawing>
+          <wp:inline distT="0" distB="0" distL="0" distR="0" wp14:anchorId="697331DD" wp14:editId="14F96DBD">
+            <wp:extent cx="5731510" cy="2521585"/>
+            <wp:effectExtent l="0" t="0" r="2540" b="0"/>
+            <wp:docPr id="433554153" name="Picture 1"/>
+            <wp:cNvGraphicFramePr>
+              <a:graphicFrameLocks xmlns:a="http://schemas.openxmlformats.org/drawingml/2006/main" noChangeAspect="1"/>
+            </wp:cNvGraphicFramePr>
+            <a:graphic xmlns:a="http://schemas.openxmlformats.org/drawingml/2006/main">
+              <a:graphicData uri="http://schemas.openxmlformats.org/drawingml/2006/picture">
+                <pic:pic xmlns:pic="http://schemas.openxmlformats.org/drawingml/2006/picture">
+                  <pic:nvPicPr>
+                    <pic:cNvPr id="433554153" name=""/>
+                    <pic:cNvPicPr/>
+                  </pic:nvPicPr>
+                  <pic:blipFill>
+                    <a:blip r:embed="rId8"/>
+                    <a:stretch>
+                      <a:fillRect/>
+                    </a:stretch>
+                  </pic:blipFill>
+                  <pic:spPr>
+                    <a:xfrm>
+                      <a:off x="0" y="0"/>
+                      <a:ext cx="5731510" cy="2521585"/>
+                    </a:xfrm>
+                    <a:prstGeom prst="rect">
+                      <a:avLst/>
+                    </a:prstGeom>
+                  </pic:spPr>
+                </pic:pic>
+              </a:graphicData>
+            </a:graphic>
+          </wp:inline>
+        </w:drawing>
+      </w:r>
+      <w:r>
+        <w:rPr>
+          <w:lang w:val="en-US"/>
+        </w:rPr>
+        <w:drawing>
+          <wp:inline distT="0" distB="0" distL="0" distR="0" wp14:anchorId="03A647E7" wp14:editId="097AE2D8">
+            <wp:extent cx="5731510" cy="2251075"/>
+            <wp:effectExtent l="0" t="0" r="2540" b="0"/>
+            <wp:docPr id="2004002514" name="Picture 1"/>
+            <wp:cNvGraphicFramePr>
+              <a:graphicFrameLocks xmlns:a="http://schemas.openxmlformats.org/drawingml/2006/main" noChangeAspect="1"/>
+            </wp:cNvGraphicFramePr>
+            <a:graphic xmlns:a="http://schemas.openxmlformats.org/drawingml/2006/main">
+              <a:graphicData uri="http://schemas.openxmlformats.org/drawingml/2006/picture">
+                <pic:pic xmlns:pic="http://schemas.openxmlformats.org/drawingml/2006/picture">
+                  <pic:nvPicPr>
+                    <pic:cNvPr id="2004002514" name=""/>
+                    <pic:cNvPicPr/>
+                  </pic:nvPicPr>
+                  <pic:blipFill>
+                    <a:blip r:embed="rId9"/>
+                    <a:stretch>
+                      <a:fillRect/>
+                    </a:stretch>
+                  </pic:blipFill>
+                  <pic:spPr>
+                    <a:xfrm>
+                      <a:off x="0" y="0"/>
+                      <a:ext cx="5731510" cy="2251075"/>
+                    </a:xfrm>
+                    <a:prstGeom prst="rect">
+                      <a:avLst/>
+                    </a:prstGeom>
+                  </pic:spPr>
+                </pic:pic>
+              </a:graphicData>
+            </a:graphic>
+          </wp:inline>
+        </w:drawing>
+      </w:r>
+      <w:r>
+        <w:rPr>
+          <w:lang w:val="en-US"/>
+        </w:rPr>
+        <w:drawing>
+          <wp:inline distT="0" distB="0" distL="0" distR="0" wp14:anchorId="053000AE" wp14:editId="3EB3E375">
+            <wp:extent cx="5731510" cy="1957705"/>
+            <wp:effectExtent l="0" t="0" r="2540" b="4445"/>
+            <wp:docPr id="333335425" name="Picture 1"/>
+            <wp:cNvGraphicFramePr>
+              <a:graphicFrameLocks xmlns:a="http://schemas.openxmlformats.org/drawingml/2006/main" noChangeAspect="1"/>
+            </wp:cNvGraphicFramePr>
+            <a:graphic xmlns:a="http://schemas.openxmlformats.org/drawingml/2006/main">
+              <a:graphicData uri="http://schemas.openxmlformats.org/drawingml/2006/picture">
+                <pic:pic xmlns:pic="http://schemas.openxmlformats.org/drawingml/2006/picture">
+                  <pic:nvPicPr>
+                    <pic:cNvPr id="333335425" name=""/>
+                    <pic:cNvPicPr/>
+                  </pic:nvPicPr>
+                  <pic:blipFill>
+                    <a:blip r:embed="rId10"/>
+                    <a:stretch>
+                      <a:fillRect/>
+                    </a:stretch>
+                  </pic:blipFill>
+                  <pic:spPr>
+                    <a:xfrm>
+                      <a:off x="0" y="0"/>
+                      <a:ext cx="5731510" cy="1957705"/>
+                    </a:xfrm>
+                    <a:prstGeom prst="rect">
+                      <a:avLst/>
+                    </a:prstGeom>
+                  </pic:spPr>
+                </pic:pic>
+              </a:graphicData>
+            </a:graphic>
+          </wp:inline>
+        </w:drawing>
+      </w:r>
+    </w:p>
+    <w:p>
+      <w:pPr>
+        <w:rPr>
+          <w:lang w:val="en-US"/>
+        </w:rPr>
+      </w:pPr>
+      <w:r>
+        <w:rPr>
+          <w:lang w:val="en-US"/>
+        </w:rPr>
         <w:sym w:font="Wingdings" w:char="F0E0"/>
       </w:r>
-      <w:proofErr w:type="spellStart"/>
-      <w:r>
-        <w:rPr>
-          <w:lang w:val="en-US"/>
-        </w:rPr>
-        <w:t>Pq</w:t>
-      </w:r>
-      <w:proofErr w:type="spellEnd"/>
-      <w:r>
-        <w:rPr>
-          <w:lang w:val="en-US"/>
-        </w:rPr>
-        <w:t xml:space="preserve"> for Objects</w:t>
+      <w:r>
+        <w:rPr>
+          <w:lang w:val="en-US"/>
+        </w:rPr>
+        <w:t>Pq for Objects</w:t>
       </w:r>
     </w:p>
     <w:p>
@@ -288,7 +410,7 @@
     <w:p>
       <w:r>
         <w:pict w14:anchorId="00951238">
-          <v:rect id="_x0000_i1085" style="width:0;height:1.5pt" o:hralign="center" o:hrstd="t" o:hr="t" fillcolor="#a0a0a0" stroked="f"/>
+          <v:rect id="_x0000_i1025" style="width:0;height:1.5pt" o:hralign="center" o:hrstd="t" o:hr="t" fillcolor="#a0a0a0" stroked="f"/>
         </w:pict>
       </w:r>
     </w:p>
@@ -320,6 +442,56 @@
           <w:bCs/>
         </w:rPr>
         <w:t>1. Definition</w:t>
+      </w:r>
+    </w:p>
+    <w:p>
+      <w:pPr>
+        <w:rPr>
+          <w:b/>
+          <w:bCs/>
+        </w:rPr>
+      </w:pPr>
+      <w:r>
+        <w:rPr>
+          <w:b/>
+          <w:bCs/>
+        </w:rPr>
+        <w:lastRenderedPageBreak/>
+        <w:drawing>
+          <wp:inline distT="0" distB="0" distL="0" distR="0" wp14:anchorId="784BEDE5" wp14:editId="13F26BBF">
+            <wp:extent cx="4419983" cy="3330229"/>
+            <wp:effectExtent l="0" t="0" r="0" b="3810"/>
+            <wp:docPr id="903462062" name="Picture 1"/>
+            <wp:cNvGraphicFramePr>
+              <a:graphicFrameLocks xmlns:a="http://schemas.openxmlformats.org/drawingml/2006/main" noChangeAspect="1"/>
+            </wp:cNvGraphicFramePr>
+            <a:graphic xmlns:a="http://schemas.openxmlformats.org/drawingml/2006/main">
+              <a:graphicData uri="http://schemas.openxmlformats.org/drawingml/2006/picture">
+                <pic:pic xmlns:pic="http://schemas.openxmlformats.org/drawingml/2006/picture">
+                  <pic:nvPicPr>
+                    <pic:cNvPr id="903462062" name=""/>
+                    <pic:cNvPicPr/>
+                  </pic:nvPicPr>
+                  <pic:blipFill>
+                    <a:blip r:embed="rId11"/>
+                    <a:stretch>
+                      <a:fillRect/>
+                    </a:stretch>
+                  </pic:blipFill>
+                  <pic:spPr>
+                    <a:xfrm>
+                      <a:off x="0" y="0"/>
+                      <a:ext cx="4419983" cy="3330229"/>
+                    </a:xfrm>
+                    <a:prstGeom prst="rect">
+                      <a:avLst/>
+                    </a:prstGeom>
+                  </pic:spPr>
+                </pic:pic>
+              </a:graphicData>
+            </a:graphic>
+          </wp:inline>
+        </w:drawing>
       </w:r>
     </w:p>
     <w:p>
@@ -402,7 +574,7 @@
     <w:p>
       <w:r>
         <w:pict w14:anchorId="71E89E5F">
-          <v:rect id="_x0000_i1086" style="width:0;height:1.5pt" o:hralign="center" o:hrstd="t" o:hr="t" fillcolor="#a0a0a0" stroked="f"/>
+          <v:rect id="_x0000_i1026" style="width:0;height:1.5pt" o:hralign="center" o:hrstd="t" o:hr="t" fillcolor="#a0a0a0" stroked="f"/>
         </w:pict>
       </w:r>
     </w:p>
@@ -535,6 +707,7 @@
     </w:p>
     <w:p>
       <w:r>
+        <w:lastRenderedPageBreak/>
         <w:t>Output:</w:t>
       </w:r>
     </w:p>
@@ -546,7 +719,7 @@
     <w:p>
       <w:r>
         <w:pict w14:anchorId="04108CEA">
-          <v:rect id="_x0000_i1087" style="width:0;height:1.5pt" o:hralign="center" o:hrstd="t" o:hr="t" fillcolor="#a0a0a0" stroked="f"/>
+          <v:rect id="_x0000_i1027" style="width:0;height:1.5pt" o:hralign="center" o:hrstd="t" o:hr="t" fillcolor="#a0a0a0" stroked="f"/>
         </w:pict>
       </w:r>
     </w:p>
@@ -587,7 +760,6 @@
     </w:p>
     <w:p>
       <w:r>
-        <w:lastRenderedPageBreak/>
         <w:t>Parent ≥ Children</w:t>
       </w:r>
     </w:p>
@@ -676,7 +848,7 @@
     <w:p>
       <w:r>
         <w:pict w14:anchorId="09FAA954">
-          <v:rect id="_x0000_i1088" style="width:0;height:1.5pt" o:hralign="center" o:hrstd="t" o:hr="t" fillcolor="#a0a0a0" stroked="f"/>
+          <v:rect id="_x0000_i1028" style="width:0;height:1.5pt" o:hralign="center" o:hrstd="t" o:hr="t" fillcolor="#a0a0a0" stroked="f"/>
         </w:pict>
       </w:r>
     </w:p>
@@ -743,7 +915,7 @@
     <w:p>
       <w:r>
         <w:pict w14:anchorId="703EB775">
-          <v:rect id="_x0000_i1089" style="width:0;height:1.5pt" o:hralign="center" o:hrstd="t" o:hr="t" fillcolor="#a0a0a0" stroked="f"/>
+          <v:rect id="_x0000_i1029" style="width:0;height:1.5pt" o:hralign="center" o:hrstd="t" o:hr="t" fillcolor="#a0a0a0" stroked="f"/>
         </w:pict>
       </w:r>
     </w:p>
@@ -926,11 +1098,10 @@
             <w:hideMark/>
           </w:tcPr>
           <w:p>
-            <w:proofErr w:type="spellStart"/>
             <w:r>
+              <w:lastRenderedPageBreak/>
               <w:t>Heapify</w:t>
             </w:r>
-            <w:proofErr w:type="spellEnd"/>
           </w:p>
         </w:tc>
         <w:tc>
@@ -950,7 +1121,7 @@
     <w:p>
       <w:r>
         <w:pict w14:anchorId="3110E955">
-          <v:rect id="_x0000_i1090" style="width:0;height:1.5pt" o:hralign="center" o:hrstd="t" o:hr="t" fillcolor="#a0a0a0" stroked="f"/>
+          <v:rect id="_x0000_i1030" style="width:0;height:1.5pt" o:hralign="center" o:hrstd="t" o:hr="t" fillcolor="#a0a0a0" stroked="f"/>
         </w:pict>
       </w:r>
     </w:p>
@@ -973,7 +1144,6 @@
       <w:r>
         <w:t xml:space="preserve">For index </w:t>
       </w:r>
-      <w:proofErr w:type="spellStart"/>
       <w:r>
         <w:rPr>
           <w:b/>
@@ -981,7 +1151,6 @@
         </w:rPr>
         <w:t>i</w:t>
       </w:r>
-      <w:proofErr w:type="spellEnd"/>
     </w:p>
     <w:tbl>
       <w:tblPr>
@@ -1022,7 +1191,6 @@
                 <w:b/>
                 <w:bCs/>
               </w:rPr>
-              <w:lastRenderedPageBreak/>
               <w:t>Node</w:t>
             </w:r>
           </w:p>
@@ -1141,7 +1309,7 @@
     <w:p>
       <w:r>
         <w:pict w14:anchorId="70D43605">
-          <v:rect id="_x0000_i1091" style="width:0;height:1.5pt" o:hralign="center" o:hrstd="t" o:hr="t" fillcolor="#a0a0a0" stroked="f"/>
+          <v:rect id="_x0000_i1031" style="width:0;height:1.5pt" o:hralign="center" o:hrstd="t" o:hr="t" fillcolor="#a0a0a0" stroked="f"/>
         </w:pict>
       </w:r>
     </w:p>
@@ -1238,7 +1406,7 @@
     <w:p>
       <w:r>
         <w:pict w14:anchorId="18295D59">
-          <v:rect id="_x0000_i1092" style="width:0;height:1.5pt" o:hralign="center" o:hrstd="t" o:hr="t" fillcolor="#a0a0a0" stroked="f"/>
+          <v:rect id="_x0000_i1032" style="width:0;height:1.5pt" o:hralign="center" o:hrstd="t" o:hr="t" fillcolor="#a0a0a0" stroked="f"/>
         </w:pict>
       </w:r>
     </w:p>
@@ -1263,29 +1431,8 @@
       </w:r>
     </w:p>
     <w:p>
-      <w:proofErr w:type="spellStart"/>
-      <w:r>
-        <w:t>PriorityQueue</w:t>
-      </w:r>
-      <w:proofErr w:type="spellEnd"/>
-      <w:r>
-        <w:t xml:space="preserve">&lt;Integer&gt; </w:t>
-      </w:r>
-      <w:proofErr w:type="spellStart"/>
-      <w:r>
-        <w:t>pq</w:t>
-      </w:r>
-      <w:proofErr w:type="spellEnd"/>
-      <w:r>
-        <w:t xml:space="preserve"> = new </w:t>
-      </w:r>
-      <w:proofErr w:type="spellStart"/>
-      <w:r>
-        <w:t>PriorityQueue</w:t>
-      </w:r>
-      <w:proofErr w:type="spellEnd"/>
-      <w:r>
-        <w:t>&lt;&gt;();</w:t>
+      <w:r>
+        <w:t>PriorityQueue&lt;Integer&gt; pq = new PriorityQueue&lt;&gt;();</w:t>
       </w:r>
     </w:p>
     <w:p>
@@ -1294,43 +1441,14 @@
       </w:r>
     </w:p>
     <w:p>
-      <w:proofErr w:type="spellStart"/>
-      <w:r>
-        <w:t>PriorityQueue</w:t>
-      </w:r>
-      <w:proofErr w:type="spellEnd"/>
-      <w:r>
-        <w:t xml:space="preserve">&lt;Integer&gt; </w:t>
-      </w:r>
-      <w:proofErr w:type="spellStart"/>
-      <w:r>
-        <w:t>pq</w:t>
-      </w:r>
-      <w:proofErr w:type="spellEnd"/>
-      <w:r>
-        <w:t xml:space="preserve"> = new </w:t>
-      </w:r>
-      <w:proofErr w:type="spellStart"/>
-      <w:r>
-        <w:t>PriorityQueue</w:t>
-      </w:r>
-      <w:proofErr w:type="spellEnd"/>
-      <w:r>
-        <w:t>&lt;&gt;(</w:t>
-      </w:r>
-      <w:proofErr w:type="spellStart"/>
-      <w:r>
-        <w:t>Collections.reverseOrder</w:t>
-      </w:r>
-      <w:proofErr w:type="spellEnd"/>
-      <w:r>
-        <w:t>());</w:t>
+      <w:r>
+        <w:t>PriorityQueue&lt;Integer&gt; pq = new PriorityQueue&lt;&gt;(Collections.reverseOrder());</w:t>
       </w:r>
     </w:p>
     <w:p>
       <w:r>
         <w:pict w14:anchorId="05EED8CE">
-          <v:rect id="_x0000_i1093" style="width:0;height:1.5pt" o:hralign="center" o:hrstd="t" o:hr="t" fillcolor="#a0a0a0" stroked="f"/>
+          <v:rect id="_x0000_i1033" style="width:0;height:1.5pt" o:hralign="center" o:hrstd="t" o:hr="t" fillcolor="#a0a0a0" stroked="f"/>
         </w:pict>
       </w:r>
     </w:p>
@@ -1380,12 +1498,13 @@
     <w:p>
       <w:r>
         <w:pict w14:anchorId="37001687">
-          <v:rect id="_x0000_i1094" style="width:0;height:1.5pt" o:hralign="center" o:hrstd="t" o:hr="t" fillcolor="#a0a0a0" stroked="f"/>
+          <v:rect id="_x0000_i1034" style="width:0;height:1.5pt" o:hralign="center" o:hrstd="t" o:hr="t" fillcolor="#a0a0a0" stroked="f"/>
         </w:pict>
       </w:r>
     </w:p>
     <w:p>
       <w:r>
+        <w:lastRenderedPageBreak/>
         <w:t xml:space="preserve">If you want, I can also give a </w:t>
       </w:r>
       <w:r>
@@ -1398,37 +1517,12 @@
       <w:r>
         <w:t xml:space="preserve"> (covers </w:t>
       </w:r>
-      <w:proofErr w:type="spellStart"/>
-      <w:r>
-        <w:rPr>
-          <w:b/>
-          <w:bCs/>
-        </w:rPr>
-        <w:t>Heapify</w:t>
-      </w:r>
-      <w:proofErr w:type="spellEnd"/>
-      <w:r>
-        <w:rPr>
-          <w:b/>
-          <w:bCs/>
-        </w:rPr>
-        <w:t xml:space="preserve">, Heap Sort, </w:t>
-      </w:r>
-      <w:proofErr w:type="spellStart"/>
-      <w:r>
-        <w:rPr>
-          <w:b/>
-          <w:bCs/>
-        </w:rPr>
-        <w:t>PriorityQueue</w:t>
-      </w:r>
-      <w:proofErr w:type="spellEnd"/>
-      <w:r>
-        <w:rPr>
-          <w:b/>
-          <w:bCs/>
-        </w:rPr>
-        <w:t>, Top K problems</w:t>
+      <w:r>
+        <w:rPr>
+          <w:b/>
+          <w:bCs/>
+        </w:rPr>
+        <w:t>Heapify, Heap Sort, PriorityQueue, Top K problems</w:t>
       </w:r>
       <w:r>
         <w:t xml:space="preserve">) which is </w:t>
@@ -1446,7 +1540,9 @@
     </w:p>
     <w:p>
       <w:r>
-        <w:lastRenderedPageBreak/>
+        <w:rPr>
+          <w:noProof/>
+        </w:rPr>
         <w:drawing>
           <wp:inline distT="0" distB="0" distL="0" distR="0" wp14:anchorId="31C3D748" wp14:editId="3F9233EC">
             <wp:extent cx="4517164" cy="3283527"/>
@@ -1463,7 +1559,7 @@
                     <pic:cNvPicPr/>
                   </pic:nvPicPr>
                   <pic:blipFill>
-                    <a:blip r:embed="rId8"/>
+                    <a:blip r:embed="rId12"/>
                     <a:stretch>
                       <a:fillRect/>
                     </a:stretch>
@@ -1492,6 +1588,7 @@
       </w:pPr>
       <w:r>
         <w:rPr>
+          <w:noProof/>
           <w:lang w:val="en-US"/>
         </w:rPr>
         <w:drawing>
@@ -1510,7 +1607,7 @@
                     <pic:cNvPicPr/>
                   </pic:nvPicPr>
                   <pic:blipFill>
-                    <a:blip r:embed="rId9"/>
+                    <a:blip r:embed="rId13"/>
                     <a:stretch>
                       <a:fillRect/>
                     </a:stretch>
@@ -1539,8 +1636,10 @@
       </w:pPr>
       <w:r>
         <w:rPr>
-          <w:lang w:val="en-US"/>
-        </w:rPr>
+          <w:noProof/>
+          <w:lang w:val="en-US"/>
+        </w:rPr>
+        <w:lastRenderedPageBreak/>
         <w:drawing>
           <wp:inline distT="0" distB="0" distL="0" distR="0" wp14:anchorId="04471BE2" wp14:editId="4FE408F4">
             <wp:extent cx="3532909" cy="2377162"/>
@@ -1557,7 +1656,7 @@
                     <pic:cNvPicPr/>
                   </pic:nvPicPr>
                   <pic:blipFill>
-                    <a:blip r:embed="rId10"/>
+                    <a:blip r:embed="rId14"/>
                     <a:stretch>
                       <a:fillRect/>
                     </a:stretch>
@@ -1588,32 +1687,80 @@
         <w:rPr>
           <w:lang w:val="en-US"/>
         </w:rPr>
+        <w:sym w:font="Wingdings" w:char="F0E0"/>
+      </w:r>
+      <w:r>
+        <w:rPr>
+          <w:lang w:val="en-US"/>
+        </w:rPr>
+        <w:t>Heap is not implemented as a class</w:t>
+      </w:r>
+      <w:r>
+        <w:rPr>
+          <w:lang w:val="en-US"/>
+        </w:rPr>
+        <w:t xml:space="preserve"> nodes</w:t>
+      </w:r>
+    </w:p>
+    <w:p>
+      <w:pPr>
+        <w:rPr>
+          <w:lang w:val="en-US"/>
+        </w:rPr>
+      </w:pPr>
+      <w:r>
+        <w:rPr>
+          <w:lang w:val="en-US"/>
+        </w:rPr>
+        <w:drawing>
+          <wp:inline distT="0" distB="0" distL="0" distR="0" wp14:anchorId="17B437D0" wp14:editId="17A35FBD">
+            <wp:extent cx="5731510" cy="3316605"/>
+            <wp:effectExtent l="0" t="0" r="2540" b="0"/>
+            <wp:docPr id="1549160569" name="Picture 1"/>
+            <wp:cNvGraphicFramePr>
+              <a:graphicFrameLocks xmlns:a="http://schemas.openxmlformats.org/drawingml/2006/main" noChangeAspect="1"/>
+            </wp:cNvGraphicFramePr>
+            <a:graphic xmlns:a="http://schemas.openxmlformats.org/drawingml/2006/main">
+              <a:graphicData uri="http://schemas.openxmlformats.org/drawingml/2006/picture">
+                <pic:pic xmlns:pic="http://schemas.openxmlformats.org/drawingml/2006/picture">
+                  <pic:nvPicPr>
+                    <pic:cNvPr id="1549160569" name=""/>
+                    <pic:cNvPicPr/>
+                  </pic:nvPicPr>
+                  <pic:blipFill>
+                    <a:blip r:embed="rId15"/>
+                    <a:stretch>
+                      <a:fillRect/>
+                    </a:stretch>
+                  </pic:blipFill>
+                  <pic:spPr>
+                    <a:xfrm>
+                      <a:off x="0" y="0"/>
+                      <a:ext cx="5731510" cy="3316605"/>
+                    </a:xfrm>
+                    <a:prstGeom prst="rect">
+                      <a:avLst/>
+                    </a:prstGeom>
+                  </pic:spPr>
+                </pic:pic>
+              </a:graphicData>
+            </a:graphic>
+          </wp:inline>
+        </w:drawing>
+      </w:r>
+    </w:p>
+    <w:p>
+      <w:pPr>
+        <w:rPr>
+          <w:lang w:val="en-US"/>
+        </w:rPr>
+      </w:pPr>
+      <w:r>
+        <w:rPr>
+          <w:noProof/>
+          <w:lang w:val="en-US"/>
+        </w:rPr>
         <w:lastRenderedPageBreak/>
-        <w:sym w:font="Wingdings" w:char="F0E0"/>
-      </w:r>
-      <w:r>
-        <w:rPr>
-          <w:lang w:val="en-US"/>
-        </w:rPr>
-        <w:t>Heap is not implemented as a class</w:t>
-      </w:r>
-      <w:r>
-        <w:rPr>
-          <w:lang w:val="en-US"/>
-        </w:rPr>
-        <w:t xml:space="preserve"> nodes</w:t>
-      </w:r>
-    </w:p>
-    <w:p>
-      <w:pPr>
-        <w:rPr>
-          <w:lang w:val="en-US"/>
-        </w:rPr>
-      </w:pPr>
-      <w:r>
-        <w:rPr>
-          <w:lang w:val="en-US"/>
-        </w:rPr>
         <w:drawing>
           <wp:inline distT="0" distB="0" distL="0" distR="0" wp14:anchorId="2BC3EBFC" wp14:editId="6BE95C27">
             <wp:extent cx="5731510" cy="2774315"/>
@@ -1630,7 +1777,7 @@
                     <pic:cNvPicPr/>
                   </pic:nvPicPr>
                   <pic:blipFill>
-                    <a:blip r:embed="rId11"/>
+                    <a:blip r:embed="rId16"/>
                     <a:stretch>
                       <a:fillRect/>
                     </a:stretch>
@@ -1652,6 +1799,7 @@
       </w:r>
       <w:r>
         <w:rPr>
+          <w:noProof/>
           <w:lang w:val="en-US"/>
         </w:rPr>
         <w:drawing>
@@ -1670,7 +1818,7 @@
                     <pic:cNvPicPr/>
                   </pic:nvPicPr>
                   <pic:blipFill>
-                    <a:blip r:embed="rId12"/>
+                    <a:blip r:embed="rId17"/>
                     <a:stretch>
                       <a:fillRect/>
                     </a:stretch>
@@ -3073,6 +3221,7 @@
   <w:style w:type="character" w:default="1" w:styleId="DefaultParagraphFont">
     <w:name w:val="Default Paragraph Font"/>
     <w:uiPriority w:val="1"/>
+    <w:semiHidden/>
     <w:unhideWhenUsed/>
   </w:style>
   <w:style w:type="table" w:default="1" w:styleId="TableNormal">
